--- a/Semana03/PROYECTO_DEMO.docx
+++ b/Semana03/PROYECTO_DEMO.docx
@@ -2390,6 +2390,41 @@
     </w:p>
     <w:p>
       <w:pPr>
+        <w:pStyle w:val="Ttulo2"/>
+        <w:rPr>
+          <w:lang w:val="es-ES"/>
+        </w:rPr>
+      </w:pPr>
+      <w:r>
+        <w:rPr>
+          <w:lang w:val="es-ES"/>
+        </w:rPr>
+        <w:t>Reglas de negocio</w:t>
+      </w:r>
+    </w:p>
+    <w:p>
+      <w:pPr>
+        <w:rPr>
+          <w:lang w:val="es-ES"/>
+        </w:rPr>
+      </w:pPr>
+    </w:p>
+    <w:p>
+      <w:pPr>
+        <w:rPr>
+          <w:lang w:val="es-ES"/>
+        </w:rPr>
+      </w:pPr>
+    </w:p>
+    <w:p>
+      <w:pPr>
+        <w:rPr>
+          <w:lang w:val="es-ES"/>
+        </w:rPr>
+      </w:pPr>
+    </w:p>
+    <w:p>
+      <w:pPr>
         <w:spacing w:before="0" w:after="160" w:line="259" w:lineRule="auto"/>
         <w:jc w:val="left"/>
         <w:rPr>
@@ -2410,6 +2445,8 @@
           <w:lang w:val="es-ES"/>
         </w:rPr>
       </w:pPr>
+      <w:bookmarkStart w:id="0" w:name="_GoBack"/>
+      <w:bookmarkEnd w:id="0"/>
       <w:r>
         <w:rPr>
           <w:lang w:val="es-ES"/>
@@ -2436,6 +2473,68 @@
           <w:lang w:val="es-ES"/>
         </w:rPr>
         <w:t>Reservar computadora</w:t>
+      </w:r>
+    </w:p>
+    <w:p>
+      <w:pPr>
+        <w:pStyle w:val="Ttulo3"/>
+        <w:rPr>
+          <w:lang w:val="es-ES"/>
+        </w:rPr>
+      </w:pPr>
+      <w:r>
+        <w:rPr>
+          <w:lang w:val="es-ES"/>
+        </w:rPr>
+        <w:t>Prototipo</w:t>
+      </w:r>
+    </w:p>
+    <w:p>
+      <w:pPr>
+        <w:jc w:val="center"/>
+        <w:rPr>
+          <w:lang w:val="es-ES"/>
+        </w:rPr>
+      </w:pPr>
+      <w:r>
+        <w:rPr>
+          <w:lang w:val="es-ES"/>
+        </w:rPr>
+        <w:drawing>
+          <wp:inline distT="0" distB="0" distL="0" distR="0" wp14:anchorId="375BBB19" wp14:editId="4C19AA0C">
+            <wp:extent cx="5612130" cy="3035300"/>
+            <wp:effectExtent l="0" t="0" r="7620" b="0"/>
+            <wp:docPr id="2" name="Imagen 2"/>
+            <wp:cNvGraphicFramePr>
+              <a:graphicFrameLocks xmlns:a="http://schemas.openxmlformats.org/drawingml/2006/main" noChangeAspect="1"/>
+            </wp:cNvGraphicFramePr>
+            <a:graphic xmlns:a="http://schemas.openxmlformats.org/drawingml/2006/main">
+              <a:graphicData uri="http://schemas.openxmlformats.org/drawingml/2006/picture">
+                <pic:pic xmlns:pic="http://schemas.openxmlformats.org/drawingml/2006/picture">
+                  <pic:nvPicPr>
+                    <pic:cNvPr id="1" name=""/>
+                    <pic:cNvPicPr/>
+                  </pic:nvPicPr>
+                  <pic:blipFill>
+                    <a:blip r:embed="rId6"/>
+                    <a:stretch>
+                      <a:fillRect/>
+                    </a:stretch>
+                  </pic:blipFill>
+                  <pic:spPr>
+                    <a:xfrm>
+                      <a:off x="0" y="0"/>
+                      <a:ext cx="5612130" cy="3035300"/>
+                    </a:xfrm>
+                    <a:prstGeom prst="rect">
+                      <a:avLst/>
+                    </a:prstGeom>
+                  </pic:spPr>
+                </pic:pic>
+              </a:graphicData>
+            </a:graphic>
+          </wp:inline>
+        </w:drawing>
       </w:r>
     </w:p>
     <w:p>
@@ -2697,6 +2796,14 @@
             <w:r>
               <w:t xml:space="preserve">RF01 - </w:t>
             </w:r>
+            <w:r>
+              <w:t xml:space="preserve">Gestión de alquiler de </w:t>
+            </w:r>
+            <w:proofErr w:type="spellStart"/>
+            <w:r>
+              <w:t>PCs</w:t>
+            </w:r>
+            <w:proofErr w:type="spellEnd"/>
           </w:p>
         </w:tc>
       </w:tr>
@@ -2931,6 +3038,9 @@
             <w:pPr>
               <w:pStyle w:val="NormalTabla"/>
             </w:pPr>
+            <w:r>
+              <w:t>Abrir la ventana de registro de reservas.</w:t>
+            </w:r>
           </w:p>
         </w:tc>
       </w:tr>
@@ -2985,6 +3095,9 @@
             <w:pPr>
               <w:pStyle w:val="NormalTabla"/>
             </w:pPr>
+            <w:r>
+              <w:t>Seleccionar el día de reserva.</w:t>
+            </w:r>
           </w:p>
         </w:tc>
       </w:tr>
@@ -3039,6 +3152,9 @@
             <w:pPr>
               <w:pStyle w:val="NormalTabla"/>
             </w:pPr>
+            <w:r>
+              <w:t>Especificar la hora de inicio.</w:t>
+            </w:r>
           </w:p>
         </w:tc>
       </w:tr>
@@ -3093,6 +3209,9 @@
             <w:pPr>
               <w:pStyle w:val="NormalTabla"/>
             </w:pPr>
+            <w:r>
+              <w:t>Especificar la cantidad de horas.</w:t>
+            </w:r>
           </w:p>
         </w:tc>
       </w:tr>
@@ -3135,7 +3254,7 @@
                 <w:b/>
                 <w:color w:val="5B9BD5" w:themeColor="accent1"/>
               </w:rPr>
-              <w:t>6</w:t>
+              <w:t>5</w:t>
             </w:r>
           </w:p>
         </w:tc>
@@ -3147,6 +3266,9 @@
             <w:pPr>
               <w:pStyle w:val="NormalTabla"/>
             </w:pPr>
+            <w:r>
+              <w:t>Seleccionar la computadora a reservar.</w:t>
+            </w:r>
           </w:p>
         </w:tc>
       </w:tr>
@@ -3189,6 +3311,63 @@
                 <w:b/>
                 <w:color w:val="5B9BD5" w:themeColor="accent1"/>
               </w:rPr>
+              <w:t>6</w:t>
+            </w:r>
+          </w:p>
+        </w:tc>
+        <w:tc>
+          <w:tcPr>
+            <w:tcW w:w="5769" w:type="dxa"/>
+          </w:tcPr>
+          <w:p>
+            <w:pPr>
+              <w:pStyle w:val="NormalTabla"/>
+            </w:pPr>
+            <w:r>
+              <w:t>Ingresar los datos del cliente.</w:t>
+            </w:r>
+          </w:p>
+        </w:tc>
+      </w:tr>
+      <w:tr>
+        <w:trPr>
+          <w:cantSplit/>
+          <w:trHeight w:val="73"/>
+        </w:trPr>
+        <w:tc>
+          <w:tcPr>
+            <w:tcW w:w="1793" w:type="dxa"/>
+            <w:vMerge/>
+            <w:shd w:val="clear" w:color="auto" w:fill="F2F2F2" w:themeFill="background1" w:themeFillShade="F2"/>
+          </w:tcPr>
+          <w:p>
+            <w:pPr>
+              <w:pStyle w:val="NormalTabla"/>
+              <w:rPr>
+                <w:b/>
+                <w:color w:val="5B9BD5" w:themeColor="accent1"/>
+              </w:rPr>
+            </w:pPr>
+          </w:p>
+        </w:tc>
+        <w:tc>
+          <w:tcPr>
+            <w:tcW w:w="932" w:type="dxa"/>
+          </w:tcPr>
+          <w:p>
+            <w:pPr>
+              <w:pStyle w:val="NormalTabla"/>
+              <w:jc w:val="center"/>
+              <w:rPr>
+                <w:b/>
+                <w:color w:val="5B9BD5" w:themeColor="accent1"/>
+              </w:rPr>
+            </w:pPr>
+            <w:r>
+              <w:rPr>
+                <w:b/>
+                <w:color w:val="5B9BD5" w:themeColor="accent1"/>
+              </w:rPr>
               <w:t>7</w:t>
             </w:r>
           </w:p>
@@ -3201,6 +3380,9 @@
             <w:pPr>
               <w:pStyle w:val="NormalTabla"/>
             </w:pPr>
+            <w:r>
+              <w:t>Registrar la reserva.</w:t>
+            </w:r>
           </w:p>
         </w:tc>
       </w:tr>
@@ -3240,9 +3422,25 @@
           <w:p>
             <w:pPr>
               <w:pStyle w:val="NormalTabla"/>
-            </w:pPr>
-            <w:r>
-              <w:t>La reserva se registra en el sistema de manera correcta.</w:t>
+              <w:numPr>
+                <w:ilvl w:val="0"/>
+                <w:numId w:val="5"/>
+              </w:numPr>
+            </w:pPr>
+            <w:r>
+              <w:t>La reserva se registra e</w:t>
+            </w:r>
+            <w:r>
+              <w:t xml:space="preserve">n el sistema de manera correcta y en esta inicial </w:t>
+            </w:r>
+            <w:r>
+              <w:rPr>
+                <w:b/>
+              </w:rPr>
+              <w:t>activa</w:t>
+            </w:r>
+            <w:r>
+              <w:t>-</w:t>
             </w:r>
           </w:p>
         </w:tc>
@@ -3361,7 +3559,7 @@
                 <w:b/>
                 <w:color w:val="5B9BD5" w:themeColor="accent1"/>
               </w:rPr>
-              <w:t>2</w:t>
+              <w:t>5</w:t>
             </w:r>
           </w:p>
         </w:tc>
@@ -3373,6 +3571,9 @@
             <w:pPr>
               <w:pStyle w:val="NormalTabla"/>
             </w:pPr>
+            <w:r>
+              <w:t>Si no hay computadora disponible se selecciona una hora diferente o un día diferente.</w:t>
+            </w:r>
           </w:p>
         </w:tc>
       </w:tr>
@@ -3410,13 +3611,6 @@
                 <w:color w:val="5B9BD5" w:themeColor="accent1"/>
               </w:rPr>
             </w:pPr>
-            <w:r>
-              <w:rPr>
-                <w:b/>
-                <w:color w:val="5B9BD5" w:themeColor="accent1"/>
-              </w:rPr>
-              <w:t>3</w:t>
-            </w:r>
           </w:p>
         </w:tc>
         <w:tc>
@@ -3464,7 +3658,26 @@
           <w:p>
             <w:pPr>
               <w:pStyle w:val="NormalTabla"/>
-            </w:pPr>
+              <w:numPr>
+                <w:ilvl w:val="0"/>
+                <w:numId w:val="5"/>
+              </w:numPr>
+            </w:pPr>
+            <w:r>
+              <w:t>Las reservas solo se pueden realizar para el horario de 8 am a 8 pm.</w:t>
+            </w:r>
+          </w:p>
+          <w:p>
+            <w:pPr>
+              <w:pStyle w:val="NormalTabla"/>
+              <w:numPr>
+                <w:ilvl w:val="0"/>
+                <w:numId w:val="5"/>
+              </w:numPr>
+            </w:pPr>
+            <w:r>
+              <w:t>Las reservas solo se pueden realizar para el día actual o el día siguiente.</w:t>
+            </w:r>
           </w:p>
         </w:tc>
       </w:tr>
@@ -3502,33 +3715,24 @@
           <w:p>
             <w:pPr>
               <w:pStyle w:val="NormalTabla"/>
-            </w:pPr>
+              <w:numPr>
+                <w:ilvl w:val="0"/>
+                <w:numId w:val="5"/>
+              </w:numPr>
+            </w:pPr>
+            <w:r>
+              <w:t>Las reservas se cancelan automáticamente si no se paga o 2 antes del inicio del servicio.</w:t>
+            </w:r>
           </w:p>
         </w:tc>
       </w:tr>
     </w:tbl>
     <w:p>
       <w:pPr>
-        <w:pStyle w:val="Ttulo3"/>
-        <w:rPr>
-          <w:lang w:val="es-ES"/>
-        </w:rPr>
-      </w:pPr>
-      <w:r>
-        <w:rPr>
-          <w:lang w:val="es-ES"/>
-        </w:rPr>
-        <w:t>Prototipo</w:t>
-      </w:r>
-    </w:p>
-    <w:p>
-      <w:pPr>
-        <w:rPr>
-          <w:lang w:val="es-ES"/>
-        </w:rPr>
-      </w:pPr>
-      <w:bookmarkStart w:id="0" w:name="_GoBack"/>
-      <w:bookmarkEnd w:id="0"/>
+        <w:rPr>
+          <w:lang w:val="es-ES"/>
+        </w:rPr>
+      </w:pPr>
     </w:p>
     <w:p>
       <w:pPr>
@@ -3952,6 +4156,119 @@
     </w:lvl>
   </w:abstractNum>
   <w:abstractNum w:abstractNumId="3" w15:restartNumberingAfterBreak="0">
+    <w:nsid w:val="3B3A64E9"/>
+    <w:multiLevelType w:val="hybridMultilevel"/>
+    <w:tmpl w:val="386C0418"/>
+    <w:lvl w:ilvl="0" w:tplc="04090005">
+      <w:start w:val="1"/>
+      <w:numFmt w:val="bullet"/>
+      <w:lvlText w:val=""/>
+      <w:lvlJc w:val="left"/>
+      <w:pPr>
+        <w:ind w:left="360" w:hanging="360"/>
+      </w:pPr>
+      <w:rPr>
+        <w:rFonts w:ascii="Wingdings" w:hAnsi="Wingdings" w:hint="default"/>
+      </w:rPr>
+    </w:lvl>
+    <w:lvl w:ilvl="1" w:tplc="04090003" w:tentative="1">
+      <w:start w:val="1"/>
+      <w:numFmt w:val="bullet"/>
+      <w:lvlText w:val="o"/>
+      <w:lvlJc w:val="left"/>
+      <w:pPr>
+        <w:ind w:left="1080" w:hanging="360"/>
+      </w:pPr>
+      <w:rPr>
+        <w:rFonts w:ascii="Courier New" w:hAnsi="Courier New" w:cs="Courier New" w:hint="default"/>
+      </w:rPr>
+    </w:lvl>
+    <w:lvl w:ilvl="2" w:tplc="04090005" w:tentative="1">
+      <w:start w:val="1"/>
+      <w:numFmt w:val="bullet"/>
+      <w:lvlText w:val=""/>
+      <w:lvlJc w:val="left"/>
+      <w:pPr>
+        <w:ind w:left="1800" w:hanging="360"/>
+      </w:pPr>
+      <w:rPr>
+        <w:rFonts w:ascii="Wingdings" w:hAnsi="Wingdings" w:hint="default"/>
+      </w:rPr>
+    </w:lvl>
+    <w:lvl w:ilvl="3" w:tplc="04090001" w:tentative="1">
+      <w:start w:val="1"/>
+      <w:numFmt w:val="bullet"/>
+      <w:lvlText w:val=""/>
+      <w:lvlJc w:val="left"/>
+      <w:pPr>
+        <w:ind w:left="2520" w:hanging="360"/>
+      </w:pPr>
+      <w:rPr>
+        <w:rFonts w:ascii="Symbol" w:hAnsi="Symbol" w:hint="default"/>
+      </w:rPr>
+    </w:lvl>
+    <w:lvl w:ilvl="4" w:tplc="04090003" w:tentative="1">
+      <w:start w:val="1"/>
+      <w:numFmt w:val="bullet"/>
+      <w:lvlText w:val="o"/>
+      <w:lvlJc w:val="left"/>
+      <w:pPr>
+        <w:ind w:left="3240" w:hanging="360"/>
+      </w:pPr>
+      <w:rPr>
+        <w:rFonts w:ascii="Courier New" w:hAnsi="Courier New" w:cs="Courier New" w:hint="default"/>
+      </w:rPr>
+    </w:lvl>
+    <w:lvl w:ilvl="5" w:tplc="04090005" w:tentative="1">
+      <w:start w:val="1"/>
+      <w:numFmt w:val="bullet"/>
+      <w:lvlText w:val=""/>
+      <w:lvlJc w:val="left"/>
+      <w:pPr>
+        <w:ind w:left="3960" w:hanging="360"/>
+      </w:pPr>
+      <w:rPr>
+        <w:rFonts w:ascii="Wingdings" w:hAnsi="Wingdings" w:hint="default"/>
+      </w:rPr>
+    </w:lvl>
+    <w:lvl w:ilvl="6" w:tplc="04090001" w:tentative="1">
+      <w:start w:val="1"/>
+      <w:numFmt w:val="bullet"/>
+      <w:lvlText w:val=""/>
+      <w:lvlJc w:val="left"/>
+      <w:pPr>
+        <w:ind w:left="4680" w:hanging="360"/>
+      </w:pPr>
+      <w:rPr>
+        <w:rFonts w:ascii="Symbol" w:hAnsi="Symbol" w:hint="default"/>
+      </w:rPr>
+    </w:lvl>
+    <w:lvl w:ilvl="7" w:tplc="04090003" w:tentative="1">
+      <w:start w:val="1"/>
+      <w:numFmt w:val="bullet"/>
+      <w:lvlText w:val="o"/>
+      <w:lvlJc w:val="left"/>
+      <w:pPr>
+        <w:ind w:left="5400" w:hanging="360"/>
+      </w:pPr>
+      <w:rPr>
+        <w:rFonts w:ascii="Courier New" w:hAnsi="Courier New" w:cs="Courier New" w:hint="default"/>
+      </w:rPr>
+    </w:lvl>
+    <w:lvl w:ilvl="8" w:tplc="04090005" w:tentative="1">
+      <w:start w:val="1"/>
+      <w:numFmt w:val="bullet"/>
+      <w:lvlText w:val=""/>
+      <w:lvlJc w:val="left"/>
+      <w:pPr>
+        <w:ind w:left="6120" w:hanging="360"/>
+      </w:pPr>
+      <w:rPr>
+        <w:rFonts w:ascii="Wingdings" w:hAnsi="Wingdings" w:hint="default"/>
+      </w:rPr>
+    </w:lvl>
+  </w:abstractNum>
+  <w:abstractNum w:abstractNumId="4" w15:restartNumberingAfterBreak="0">
     <w:nsid w:val="3E4632EF"/>
     <w:multiLevelType w:val="hybridMultilevel"/>
     <w:tmpl w:val="12C42A0A"/>
@@ -4044,13 +4361,16 @@
     <w:abstractNumId w:val="1"/>
   </w:num>
   <w:num w:numId="2">
-    <w:abstractNumId w:val="3"/>
+    <w:abstractNumId w:val="4"/>
   </w:num>
   <w:num w:numId="3">
     <w:abstractNumId w:val="2"/>
   </w:num>
   <w:num w:numId="4">
     <w:abstractNumId w:val="0"/>
+  </w:num>
+  <w:num w:numId="5">
+    <w:abstractNumId w:val="3"/>
   </w:num>
 </w:numbering>
 </file>
